--- a/03_Documentos_Tecnicos/Especificacion_Tecnica_Pausa_Maule.docx
+++ b/03_Documentos_Tecnicos/Especificacion_Tecnica_Pausa_Maule.docx
@@ -2320,7 +2320,7 @@
                 <w:sz w:val="17"/>
                 <w:szCs w:val="17"/>
               </w:rPr>
-              <w:t>Moldupanel, Puerta Pino Radiata Italia 100x200cm (coincide exacto con la dimensión real). Material: TBC_Madera.</w:t>
+              <w:t>Moldupanel, Puerta Pino Radiata Italia 80x210cm (coincide exacto con la dimensión real). Material: TBC_Madera.</w:t>
             </w:r>
           </w:p>
         </w:tc>
